--- a/data/modelos/conformidad_admin_tercero.docx
+++ b/data/modelos/conformidad_admin_tercero.docx
@@ -167,7 +167,7 @@
           <w:sz w:val="24"/>
           <w:szCs w:val="24"/>
         </w:rPr>
-        <w:t>3 de abril de 2026</w:t>
+        <w:t>29 de mayo de 2026</w:t>
       </w:r>
       <w:r>
         <w:rPr>
@@ -236,7 +236,6 @@
         </w:rPr>
         <w:t xml:space="preserve"> de que </w:t>
       </w:r>
-      <w:proofErr w:type="spellStart"/>
       <w:r>
         <w:rPr>
           <w:rFonts w:ascii="Garamond" w:hAnsi="Garamond" w:cs="Arial"/>
@@ -255,7 +254,6 @@
         </w:rPr>
         <w:t>_docente</w:t>
       </w:r>
-      <w:proofErr w:type="spellEnd"/>
       <w:r>
         <w:rPr>
           <w:rFonts w:ascii="Garamond" w:hAnsi="Garamond" w:cs="Arial"/>
@@ -319,7 +317,6 @@
         </w:rPr>
         <w:t xml:space="preserve">, ha realizado satisfactoriamente el </w:t>
       </w:r>
-      <w:proofErr w:type="spellStart"/>
       <w:r>
         <w:rPr>
           <w:rFonts w:ascii="Garamond" w:hAnsi="Garamond" w:cs="Arial"/>
@@ -329,7 +326,6 @@
         </w:rPr>
         <w:t>descripcion_cursos</w:t>
       </w:r>
-      <w:proofErr w:type="spellEnd"/>
       <w:r>
         <w:rPr>
           <w:rFonts w:ascii="Garamond" w:hAnsi="Garamond" w:cs="Arial"/>
@@ -355,6 +351,15 @@
           <w:sz w:val="24"/>
           <w:szCs w:val="24"/>
         </w:rPr>
+        <w:t xml:space="preserve">para el Centro de Idiomas de la Facultad de Letras </w:t>
+      </w:r>
+      <w:r>
+        <w:rPr>
+          <w:rFonts w:ascii="Garamond" w:hAnsi="Garamond" w:cs="Arial"/>
+          <w:spacing w:val="1"/>
+          <w:sz w:val="24"/>
+          <w:szCs w:val="24"/>
+        </w:rPr>
         <w:t xml:space="preserve">bajo la modalidad presencial, </w:t>
       </w:r>
       <w:r>
@@ -456,25 +461,14 @@
         </w:rPr>
         <w:t xml:space="preserve"> de </w:t>
       </w:r>
-      <w:proofErr w:type="spellStart"/>
-      <w:r>
-        <w:rPr>
-          <w:rFonts w:ascii="Garamond" w:hAnsi="Garamond" w:cs="Arial"/>
-          <w:spacing w:val="1"/>
-          <w:sz w:val="24"/>
-          <w:szCs w:val="24"/>
-        </w:rPr>
-        <w:t>monto_subtotal</w:t>
-      </w:r>
-      <w:proofErr w:type="spellEnd"/>
-      <w:r>
-        <w:rPr>
-          <w:rFonts w:ascii="Garamond" w:hAnsi="Garamond" w:cs="Arial"/>
-          <w:spacing w:val="1"/>
-          <w:sz w:val="24"/>
-          <w:szCs w:val="24"/>
-        </w:rPr>
-        <w:t>.</w:t>
+      <w:r>
+        <w:rPr>
+          <w:rFonts w:ascii="Garamond" w:hAnsi="Garamond" w:cs="Arial"/>
+          <w:spacing w:val="1"/>
+          <w:sz w:val="24"/>
+          <w:szCs w:val="24"/>
+        </w:rPr>
+        <w:t>monto_subtotal.</w:t>
       </w:r>
     </w:p>
     <w:p>
